--- a/TED_Cumulative_Product_Optimization_Roadmap_v2.docx
+++ b/TED_Cumulative_Product_Optimization_Roadmap_v2.docx
@@ -6635,7 +6635,7 @@
               <w:rPr>
                 <w:sz w:val="14"/>
               </w:rPr>
-              <w:t>Not started</w:t>
+              <w:t>Verified</w:t>
             </w:r>
           </w:p>
         </w:tc>
@@ -6803,7 +6803,7 @@
               <w:rPr>
                 <w:sz w:val="14"/>
               </w:rPr>
-              <w:t>Not started</w:t>
+              <w:t>Deployed</w:t>
             </w:r>
           </w:p>
         </w:tc>
@@ -6971,7 +6971,7 @@
               <w:rPr>
                 <w:sz w:val="14"/>
               </w:rPr>
-              <w:t>Not started</w:t>
+              <w:t>In progress</w:t>
             </w:r>
           </w:p>
         </w:tc>
@@ -7139,7 +7139,7 @@
               <w:rPr>
                 <w:sz w:val="14"/>
               </w:rPr>
-              <w:t>Not started</w:t>
+              <w:t>Deployed</w:t>
             </w:r>
           </w:p>
         </w:tc>
@@ -8147,7 +8147,7 @@
               <w:rPr>
                 <w:sz w:val="14"/>
               </w:rPr>
-              <w:t>Not started</w:t>
+              <w:t>In progress</w:t>
             </w:r>
           </w:p>
         </w:tc>
